--- a/lessons/3-7/downloads/3-7-notes-teacher-l3.docx
+++ b/lessons/3-7/downloads/3-7-notes-teacher-l3.docx
@@ -1564,47 +1564,6 @@
         <w:t xml:space="preserve">Write About the Math</w:t>
       </w:r>
     </w:p>
-    <w:p>
-      <w:pPr>
-        <w:spacing w:after="100"/>
-      </w:pPr>
-      <w:r>
-        <w:rPr>
-          <w:i/>
-          <w:iCs/>
-          <w:color w:val="5F6F80"/>
-          <w:sz w:val="19"/>
-          <w:szCs w:val="19"/>
-        </w:rPr>
-        <w:t xml:space="preserve">Use the support level you need. Every level answers the same math question.</w:t>
-      </w:r>
-    </w:p>
-    <w:p>
-      <w:pPr>
-        <w:pStyle w:val="Heading2"/>
-        <w:spacing w:after="80" w:before="180"/>
-      </w:pPr>
-      <w:r>
-        <w:rPr>
-          <w:b/>
-          <w:bCs/>
-          <w:color w:val="12355B"/>
-          <w:sz w:val="24"/>
-          <w:szCs w:val="24"/>
-        </w:rPr>
-        <w:t xml:space="preserve">1. Understand the Question</w:t>
-      </w:r>
-      <w:r>
-        <w:rPr>
-          <w:i/>
-          <w:iCs/>
-          <w:color w:val="B97A12"/>
-          <w:sz w:val="19"/>
-          <w:szCs w:val="19"/>
-        </w:rPr>
-        <w:t xml:space="preserve">   explain</w:t>
-      </w:r>
-    </w:p>
     <w:tbl>
       <w:tblPr>
         <w:tblW w:type="pct" w:w="100%"/>
@@ -1643,38 +1602,16 @@
               </w:rPr>
               <w:t xml:space="preserve">Is 100 kilometers per hour faster or slower than 100 miles per hour, and how do you know?</w:t>
             </w:r>
-          </w:p>
-          <w:p>
-            <w:pPr>
-              <w:spacing w:after="0"/>
-            </w:pPr>
-            <w:r>
-              <w:rPr>
-                <w:b/>
-                <w:bCs/>
-                <w:color w:val="12355B"/>
-                <w:sz w:val="20"/>
-                <w:szCs w:val="20"/>
-              </w:rPr>
-              <w:t xml:space="preserve">Your job:  </w:t>
-            </w:r>
-            <w:r>
-              <w:rPr>
-                <w:sz w:val="20"/>
-                <w:szCs w:val="20"/>
-              </w:rPr>
-              <w:t xml:space="preserve">Answer the question. Use math evidence. Explain how the evidence proves your answer.</w:t>
-            </w:r>
             <w:r>
               <w:rPr>
                 <w:i/>
                 <w:iCs/>
                 <w:color w:val="5F6F80"/>
-                <w:sz w:val="18"/>
-                <w:szCs w:val="18"/>
+                <w:sz w:val="19"/>
+                <w:szCs w:val="19"/>
               </w:rPr>
               <w:br/>
-              <w:t xml:space="preserve">Responde la pregunta. Usa evidencia matemática. Explica cómo la evidencia demuestra tu respuesta.</w:t>
+              <w:t xml:space="preserve">¿100 kilómetros por hora es más rápido o más lento que 100 millas por hora, y cómo lo sabes?</w:t>
             </w:r>
           </w:p>
         </w:tc>
@@ -1682,33 +1619,22 @@
     </w:tbl>
     <w:p>
       <w:pPr>
-        <w:pStyle w:val="Heading2"/>
-        <w:spacing w:after="80" w:before="180"/>
-      </w:pPr>
-      <w:r>
-        <w:rPr>
-          <w:b/>
-          <w:bCs/>
-          <w:color w:val="12355B"/>
-          <w:sz w:val="24"/>
-          <w:szCs w:val="24"/>
-        </w:rPr>
-        <w:t xml:space="preserve">2. Plan Your Math Words</w:t>
-      </w:r>
+        <w:spacing w:after="100"/>
+      </w:pPr>
       <w:r>
         <w:rPr>
           <w:i/>
           <w:iCs/>
-          <w:color w:val="1FA6A2"/>
+          <w:color w:val="5F6F80"/>
           <w:sz w:val="19"/>
           <w:szCs w:val="19"/>
         </w:rPr>
-        <w:t xml:space="preserve">   check at least two</w:t>
-      </w:r>
-    </w:p>
-    <w:p>
-      <w:pPr>
-        <w:spacing w:after="60"/>
+        <w:t xml:space="preserve">Say your answer to a partner first. Then write it, using at least two of these words:</w:t>
+      </w:r>
+    </w:p>
+    <w:p>
+      <w:pPr>
+        <w:spacing w:after="40"/>
       </w:pPr>
       <w:r>
         <w:rPr>
@@ -1728,14 +1654,7 @@
           <w:sz w:val="20"/>
           <w:szCs w:val="20"/>
         </w:rPr>
-        <w:t xml:space="preserve">Convert Measurements Between Systems — </w:t>
-      </w:r>
-      <w:r>
-        <w:rPr>
-          <w:sz w:val="20"/>
-          <w:szCs w:val="20"/>
-        </w:rPr>
-        <w:t xml:space="preserve">Rewriting a customary measurement as a metric one, or the reverse, so two amounts can be compared.</w:t>
+        <w:t xml:space="preserve">Conversion factor</w:t>
       </w:r>
       <w:r>
         <w:rPr>
@@ -1745,13 +1664,12 @@
           <w:sz w:val="18"/>
           <w:szCs w:val="18"/>
         </w:rPr>
-        <w:br/>
-        <w:t xml:space="preserve">Convertir medidas entre sistemas — Reescribir una medida usual como métrica, o al revés, para poder comparar dos cantidades.</w:t>
-      </w:r>
-    </w:p>
-    <w:p>
-      <w:pPr>
-        <w:spacing w:after="60"/>
+        <w:t xml:space="preserve">  ·  Factor de conversión</w:t>
+      </w:r>
+    </w:p>
+    <w:p>
+      <w:pPr>
+        <w:spacing w:after="40"/>
       </w:pPr>
       <w:r>
         <w:rPr>
@@ -1771,14 +1689,7 @@
           <w:sz w:val="20"/>
           <w:szCs w:val="20"/>
         </w:rPr>
-        <w:t xml:space="preserve">Conversion factor — </w:t>
-      </w:r>
-      <w:r>
-        <w:rPr>
-          <w:sz w:val="20"/>
-          <w:szCs w:val="20"/>
-        </w:rPr>
-        <w:t xml:space="preserve">The ratio that links a unit in one system to a unit in the other, such as 1 mile to about 1.609 kilometers.</w:t>
+        <w:t xml:space="preserve">Customary system</w:t>
       </w:r>
       <w:r>
         <w:rPr>
@@ -1788,13 +1699,12 @@
           <w:sz w:val="18"/>
           <w:szCs w:val="18"/>
         </w:rPr>
-        <w:br/>
-        <w:t xml:space="preserve">Factor de conversión — La razón que relaciona una unidad de un sistema con una del otro, como 1 milla a unos 1.609 kilómetros.</w:t>
-      </w:r>
-    </w:p>
-    <w:p>
-      <w:pPr>
-        <w:spacing w:after="60"/>
+        <w:t xml:space="preserve">  ·  Sistema usual</w:t>
+      </w:r>
+    </w:p>
+    <w:p>
+      <w:pPr>
+        <w:spacing w:after="40"/>
       </w:pPr>
       <w:r>
         <w:rPr>
@@ -1814,14 +1724,7 @@
           <w:sz w:val="20"/>
           <w:szCs w:val="20"/>
         </w:rPr>
-        <w:t xml:space="preserve">Customary system — </w:t>
-      </w:r>
-      <w:r>
-        <w:rPr>
-          <w:sz w:val="20"/>
-          <w:szCs w:val="20"/>
-        </w:rPr>
-        <w:t xml:space="preserve">The measurement system used in the United States: inches, feet, miles, ounces, pounds, cups, quarts, gallons.</w:t>
+        <w:t xml:space="preserve">Metric system</w:t>
       </w:r>
       <w:r>
         <w:rPr>
@@ -1831,13 +1734,12 @@
           <w:sz w:val="18"/>
           <w:szCs w:val="18"/>
         </w:rPr>
-        <w:br/>
-        <w:t xml:space="preserve">Sistema usual — El sistema de medidas que se usa en Estados Unidos: pulgadas, pies, millas, onzas, libras, tazas, cuartos y galones.</w:t>
-      </w:r>
-    </w:p>
-    <w:p>
-      <w:pPr>
-        <w:spacing w:after="60"/>
+        <w:t xml:space="preserve">  ·  Sistema métrico</w:t>
+      </w:r>
+    </w:p>
+    <w:p>
+      <w:pPr>
+        <w:spacing w:after="40"/>
       </w:pPr>
       <w:r>
         <w:rPr>
@@ -1857,14 +1759,7 @@
           <w:sz w:val="20"/>
           <w:szCs w:val="20"/>
         </w:rPr>
-        <w:t xml:space="preserve">Metric system — </w:t>
-      </w:r>
-      <w:r>
-        <w:rPr>
-          <w:sz w:val="20"/>
-          <w:szCs w:val="20"/>
-        </w:rPr>
-        <w:t xml:space="preserve">The measurement system used in most of the world, built on tens: centimeters, meters, kilometers, grams, kilograms, liters.</w:t>
+        <w:t xml:space="preserve">Approximately</w:t>
       </w:r>
       <w:r>
         <w:rPr>
@@ -1874,13 +1769,12 @@
           <w:sz w:val="18"/>
           <w:szCs w:val="18"/>
         </w:rPr>
-        <w:br/>
-        <w:t xml:space="preserve">Sistema métrico — El sistema de medidas que se usa en casi todo el mundo, basado en decenas: centímetros, metros, kilómetros, gramos, kilogramos y litros.</w:t>
-      </w:r>
-    </w:p>
-    <w:p>
-      <w:pPr>
-        <w:spacing w:after="60"/>
+        <w:t xml:space="preserve">  ·  Aproximadamente</w:t>
+      </w:r>
+    </w:p>
+    <w:p>
+      <w:pPr>
+        <w:spacing w:after="40"/>
       </w:pPr>
       <w:r>
         <w:rPr>
@@ -1900,14 +1794,7 @@
           <w:sz w:val="20"/>
           <w:szCs w:val="20"/>
         </w:rPr>
-        <w:t xml:space="preserve">Approximately — </w:t>
-      </w:r>
-      <w:r>
-        <w:rPr>
-          <w:sz w:val="20"/>
-          <w:szCs w:val="20"/>
-        </w:rPr>
-        <w:t xml:space="preserve">Close to, but not exactly equal. Conversions between systems are almost always approximate, so they use the ≈ sign.</w:t>
+        <w:t xml:space="preserve">Ratio table</w:t>
       </w:r>
       <w:r>
         <w:rPr>
@@ -1917,109 +1804,7 @@
           <w:sz w:val="18"/>
           <w:szCs w:val="18"/>
         </w:rPr>
-        <w:br/>
-        <w:t xml:space="preserve">Aproximadamente — Cercano, pero no exactamente igual. Las conversiones entre sistemas casi siempre son aproximadas y usan el signo ≈.</w:t>
-      </w:r>
-    </w:p>
-    <w:tbl>
-      <w:tblPr>
-        <w:tblW w:type="pct" w:w="100%"/>
-        <w:tblBorders>
-          <w:top w:val="single" w:color="1FA6A2" w:sz="8"/>
-          <w:left w:val="single" w:color="1FA6A2" w:sz="8"/>
-          <w:bottom w:val="single" w:color="1FA6A2" w:sz="8"/>
-          <w:right w:val="single" w:color="1FA6A2" w:sz="8"/>
-          <w:insideH w:val="single" w:color="auto" w:sz="4"/>
-          <w:insideV w:val="single" w:color="auto" w:sz="4"/>
-        </w:tblBorders>
-      </w:tblPr>
-      <w:tblGrid>
-        <w:gridCol w:w="100"/>
-      </w:tblGrid>
-      <w:tr>
-        <w:tc>
-          <w:tcPr>
-            <w:shd w:fill="F7FFFD" w:color="auto" w:val="clear"/>
-            <w:tcMar>
-              <w:top w:type="dxa" w:w="120"/>
-              <w:left w:type="dxa" w:w="180"/>
-              <w:bottom w:type="dxa" w:w="120"/>
-              <w:right w:type="dxa" w:w="180"/>
-            </w:tcMar>
-          </w:tcPr>
-          <w:p>
-            <w:pPr>
-              <w:spacing w:after="50"/>
-            </w:pPr>
-            <w:r>
-              <w:rPr>
-                <w:b/>
-                <w:bCs/>
-                <w:color w:val="1FA6A2"/>
-                <w:sz w:val="20"/>
-                <w:szCs w:val="20"/>
-              </w:rPr>
-              <w:t xml:space="preserve">Say it first:  </w:t>
-            </w:r>
-            <w:r>
-              <w:rPr>
-                <w:sz w:val="20"/>
-                <w:szCs w:val="20"/>
-              </w:rPr>
-              <w:t xml:space="preserve">Say your idea to a partner or quietly to yourself before you write.</w:t>
-            </w:r>
-          </w:p>
-          <w:p>
-            <w:pPr>
-              <w:spacing w:after="60"/>
-            </w:pPr>
-            <w:r>
-              <w:rPr>
-                <w:color w:val="1A2733"/>
-                <w:sz w:val="21"/>
-                <w:szCs w:val="21"/>
-              </w:rPr>
-              <w:t xml:space="preserve">The conversion factor is 1 km ≈ ___ mi. Scaling that up, 100 kilometers ≈ ___ miles, so the sign means about ___ miles per hour. That is ___ than 100 miles per hour, because in one hour you would travel ___ distance.</w:t>
-            </w:r>
-            <w:r>
-              <w:rPr>
-                <w:i/>
-                <w:iCs/>
-                <w:color w:val="5F6F80"/>
-                <w:sz w:val="19"/>
-                <w:szCs w:val="19"/>
-              </w:rPr>
-              <w:br/>
-              <w:t xml:space="preserve">Di tu respuesta primero: Mi respuesta es ___ porque ___.</w:t>
-            </w:r>
-          </w:p>
-        </w:tc>
-      </w:tr>
-    </w:tbl>
-    <w:p>
-      <w:pPr>
-        <w:pStyle w:val="Heading2"/>
-        <w:spacing w:after="80" w:before="180"/>
-      </w:pPr>
-      <w:r>
-        <w:rPr>
-          <w:b/>
-          <w:bCs/>
-          <w:color w:val="12355B"/>
-          <w:sz w:val="24"/>
-          <w:szCs w:val="24"/>
-        </w:rPr>
-        <w:t xml:space="preserve">3. Build Your Explanation</w:t>
-      </w:r>
-      <w:r>
-        <w:rPr>
-          <w:i/>
-          <w:iCs/>
-          <w:color w:val="B97A12"/>
-          <w:sz w:val="19"/>
-          <w:szCs w:val="19"/>
-        </w:rPr>
-        <w:t xml:space="preserve">   choose your support</w:t>
+        <w:t xml:space="preserve">  ·  Tabla de razones</w:t>
       </w:r>
     </w:p>
     <w:tbl>
@@ -2050,21 +1835,6 @@
           </w:tcPr>
           <w:p>
             <w:pPr>
-              <w:spacing w:after="50"/>
-            </w:pPr>
-            <w:r>
-              <w:rPr>
-                <w:i/>
-                <w:iCs/>
-                <w:color w:val="5F6F80"/>
-                <w:sz w:val="19"/>
-                <w:szCs w:val="19"/>
-              </w:rPr>
-              <w:t xml:space="preserve">This model shows the parts of an explanation. It does not answer your writing question.</w:t>
-            </w:r>
-          </w:p>
-          <w:p>
-            <w:pPr>
               <w:spacing w:after="80"/>
             </w:pPr>
             <w:r>
@@ -2075,58 +1845,14 @@
                 <w:sz w:val="19"/>
                 <w:szCs w:val="19"/>
               </w:rPr>
-              <w:t xml:space="preserve">Claim:  </w:t>
+              <w:t xml:space="preserve">Model:  </w:t>
             </w:r>
             <w:r>
               <w:rPr>
                 <w:sz w:val="19"/>
                 <w:szCs w:val="19"/>
               </w:rPr>
-              <w:t xml:space="preserve">Divide the total cost by the number of pounds to find the cost per 1 pound.</w:t>
-            </w:r>
-          </w:p>
-          <w:p>
-            <w:pPr>
-              <w:spacing w:after="80"/>
-            </w:pPr>
-            <w:r>
-              <w:rPr>
-                <w:b/>
-                <w:bCs/>
-                <w:color w:val="12355B"/>
-                <w:sz w:val="19"/>
-                <w:szCs w:val="19"/>
-              </w:rPr>
-              <w:t xml:space="preserve">Evidence:  </w:t>
-            </w:r>
-            <w:r>
-              <w:rPr>
-                <w:sz w:val="19"/>
-                <w:szCs w:val="19"/>
-              </w:rPr>
-              <w:t xml:space="preserve">Students divide $18 by 3 to get $6 per pound and explain the unit rate lets them find the cost of any number of pounds.</w:t>
-            </w:r>
-          </w:p>
-          <w:p>
-            <w:pPr>
-              <w:spacing w:after="80"/>
-            </w:pPr>
-            <w:r>
-              <w:rPr>
-                <w:b/>
-                <w:bCs/>
-                <w:color w:val="12355B"/>
-                <w:sz w:val="19"/>
-                <w:szCs w:val="19"/>
-              </w:rPr>
-              <w:t xml:space="preserve">Reasoning:  </w:t>
-            </w:r>
-            <w:r>
-              <w:rPr>
-                <w:sz w:val="19"/>
-                <w:szCs w:val="19"/>
-              </w:rPr>
-              <w:t xml:space="preserve">This evidence connects the definition of convert measurements between systems to the mathematical claim.</w:t>
+              <w:t xml:space="preserve">A mile is longer than a kilometer (1 km ≈ 0.6 mi), so 5 miles is the longer race even though the numbers match. — Students reason about UNIT SIZE before touching arithmetic — same number, different units, different lengths.</w:t>
             </w:r>
           </w:p>
         </w:tc>
@@ -2205,7 +1931,7 @@
           <w:sz w:val="21"/>
           <w:szCs w:val="21"/>
         </w:rPr>
-        <w:t xml:space="preserve">My answer is ___.</w:t>
+        <w:t xml:space="preserve">My answer is ___ because ___.</w:t>
       </w:r>
       <w:r>
         <w:rPr>
@@ -2216,7 +1942,7 @@
           <w:szCs w:val="19"/>
         </w:rPr>
         <w:br/>
-        <w:t xml:space="preserve">Mi respuesta es ___.</w:t>
+        <w:t xml:space="preserve">Mi respuesta es ___ porque ___.</w:t>
       </w:r>
     </w:p>
     <w:tbl>
@@ -2356,7 +2082,7 @@
           <w:sz w:val="21"/>
           <w:szCs w:val="21"/>
         </w:rPr>
-        <w:t xml:space="preserve">I know because ___.</w:t>
+        <w:t xml:space="preserve">My evidence is ___, so ___.</w:t>
       </w:r>
       <w:r>
         <w:rPr>
@@ -2367,31 +2093,7 @@
           <w:szCs w:val="19"/>
         </w:rPr>
         <w:br/>
-        <w:t xml:space="preserve">Lo sé porque ___.</w:t>
-      </w:r>
-    </w:p>
-    <w:p>
-      <w:pPr>
-        <w:spacing w:after="60"/>
-      </w:pPr>
-      <w:r>
-        <w:rPr>
-          <w:color w:val="1A2733"/>
-          <w:sz w:val="21"/>
-          <w:szCs w:val="21"/>
-        </w:rPr>
-        <w:t xml:space="preserve">So ___.</w:t>
-      </w:r>
-      <w:r>
-        <w:rPr>
-          <w:i/>
-          <w:iCs/>
-          <w:color w:val="5F6F80"/>
-          <w:sz w:val="19"/>
-          <w:szCs w:val="19"/>
-        </w:rPr>
-        <w:br/>
-        <w:t xml:space="preserve">Entonces ___.</w:t>
+        <w:t xml:space="preserve">Mi evidencia es ___, entonces ___.</w:t>
       </w:r>
     </w:p>
     <w:tbl>
@@ -2497,78 +2199,6 @@
         <w:t xml:space="preserve">Escribe una afirmación, da evidencia matemática y explica tu razonamiento.</w:t>
       </w:r>
     </w:p>
-    <w:p>
-      <w:pPr>
-        <w:spacing w:after="60"/>
-      </w:pPr>
-      <w:r>
-        <w:rPr>
-          <w:color w:val="1A2733"/>
-          <w:sz w:val="21"/>
-          <w:szCs w:val="21"/>
-        </w:rPr>
-        <w:t xml:space="preserve">My claim is ___.</w:t>
-      </w:r>
-      <w:r>
-        <w:rPr>
-          <w:i/>
-          <w:iCs/>
-          <w:color w:val="5F6F80"/>
-          <w:sz w:val="19"/>
-          <w:szCs w:val="19"/>
-        </w:rPr>
-        <w:br/>
-        <w:t xml:space="preserve">Mi afirmación es ___.</w:t>
-      </w:r>
-    </w:p>
-    <w:p>
-      <w:pPr>
-        <w:spacing w:after="60"/>
-      </w:pPr>
-      <w:r>
-        <w:rPr>
-          <w:color w:val="1A2733"/>
-          <w:sz w:val="21"/>
-          <w:szCs w:val="21"/>
-        </w:rPr>
-        <w:t xml:space="preserve">My math evidence is ___.</w:t>
-      </w:r>
-      <w:r>
-        <w:rPr>
-          <w:i/>
-          <w:iCs/>
-          <w:color w:val="5F6F80"/>
-          <w:sz w:val="19"/>
-          <w:szCs w:val="19"/>
-        </w:rPr>
-        <w:br/>
-        <w:t xml:space="preserve">Mi evidencia matemática es ___.</w:t>
-      </w:r>
-    </w:p>
-    <w:p>
-      <w:pPr>
-        <w:spacing w:after="60"/>
-      </w:pPr>
-      <w:r>
-        <w:rPr>
-          <w:color w:val="1A2733"/>
-          <w:sz w:val="21"/>
-          <w:szCs w:val="21"/>
-        </w:rPr>
-        <w:t xml:space="preserve">This proves ___ because ___.</w:t>
-      </w:r>
-      <w:r>
-        <w:rPr>
-          <w:i/>
-          <w:iCs/>
-          <w:color w:val="5F6F80"/>
-          <w:sz w:val="19"/>
-          <w:szCs w:val="19"/>
-        </w:rPr>
-        <w:br/>
-        <w:t xml:space="preserve">Esto demuestra ___ porque ___.</w:t>
-      </w:r>
-    </w:p>
     <w:tbl>
       <w:tblPr>
         <w:tblW w:type="pct" w:w="100%"/>
@@ -2651,7 +2281,7 @@
           <w:sz w:val="24"/>
           <w:szCs w:val="24"/>
         </w:rPr>
-        <w:t xml:space="preserve">4. Check Your Explanation</w:t>
+        <w:t xml:space="preserve">Check Your Explanation</w:t>
       </w:r>
       <w:r>
         <w:rPr>
@@ -2661,7 +2291,7 @@
           <w:sz w:val="19"/>
           <w:szCs w:val="19"/>
         </w:rPr>
-        <w:t xml:space="preserve">   five quick checks</w:t>
+        <w:t xml:space="preserve">   three quick checks</w:t>
       </w:r>
     </w:p>
     <w:p>
@@ -2685,17 +2315,6 @@
         </w:rPr>
         <w:t xml:space="preserve">I answered the question.</w:t>
       </w:r>
-      <w:r>
-        <w:rPr>
-          <w:i/>
-          <w:iCs/>
-          <w:color w:val="5F6F80"/>
-          <w:sz w:val="18"/>
-          <w:szCs w:val="18"/>
-        </w:rPr>
-        <w:br/>
-        <w:t xml:space="preserve">Respondí la pregunta.</w:t>
-      </w:r>
     </w:p>
     <w:p>
       <w:pPr>
@@ -2716,18 +2335,7 @@
           <w:sz w:val="20"/>
           <w:szCs w:val="20"/>
         </w:rPr>
-        <w:t xml:space="preserve">I used math evidence: numbers, an equation, a model, or a comparison.</w:t>
-      </w:r>
-      <w:r>
-        <w:rPr>
-          <w:i/>
-          <w:iCs/>
-          <w:color w:val="5F6F80"/>
-          <w:sz w:val="18"/>
-          <w:szCs w:val="18"/>
-        </w:rPr>
-        <w:br/>
-        <w:t xml:space="preserve">Usé evidencia matemática: números, una ecuación, un modelo o una comparación.</w:t>
+        <w:t xml:space="preserve">I used math evidence: numbers, an equation, or a model.</w:t>
       </w:r>
     </w:p>
     <w:p>
@@ -2749,84 +2357,7 @@
           <w:sz w:val="20"/>
           <w:szCs w:val="20"/>
         </w:rPr>
-        <w:t xml:space="preserve">I explained how the evidence proves my answer.</w:t>
-      </w:r>
-      <w:r>
-        <w:rPr>
-          <w:i/>
-          <w:iCs/>
-          <w:color w:val="5F6F80"/>
-          <w:sz w:val="18"/>
-          <w:szCs w:val="18"/>
-        </w:rPr>
-        <w:br/>
-        <w:t xml:space="preserve">Expliqué cómo la evidencia demuestra mi respuesta.</w:t>
-      </w:r>
-    </w:p>
-    <w:p>
-      <w:pPr>
-        <w:spacing w:after="80"/>
-      </w:pPr>
-      <w:r>
-        <w:rPr>
-          <w:b/>
-          <w:bCs/>
-          <w:color w:val="1FA6A2"/>
-          <w:sz w:val="22"/>
-          <w:szCs w:val="22"/>
-        </w:rPr>
-        <w:t xml:space="preserve">☐  </w:t>
-      </w:r>
-      <w:r>
-        <w:rPr>
-          <w:sz w:val="20"/>
-          <w:szCs w:val="20"/>
-        </w:rPr>
         <w:t xml:space="preserve">I used at least two math words.</w:t>
-      </w:r>
-      <w:r>
-        <w:rPr>
-          <w:i/>
-          <w:iCs/>
-          <w:color w:val="5F6F80"/>
-          <w:sz w:val="18"/>
-          <w:szCs w:val="18"/>
-        </w:rPr>
-        <w:br/>
-        <w:t xml:space="preserve">Usé por lo menos dos palabras matemáticas.</w:t>
-      </w:r>
-    </w:p>
-    <w:p>
-      <w:pPr>
-        <w:spacing w:after="80"/>
-      </w:pPr>
-      <w:r>
-        <w:rPr>
-          <w:b/>
-          <w:bCs/>
-          <w:color w:val="1FA6A2"/>
-          <w:sz w:val="22"/>
-          <w:szCs w:val="22"/>
-        </w:rPr>
-        <w:t xml:space="preserve">☐  </w:t>
-      </w:r>
-      <w:r>
-        <w:rPr>
-          <w:sz w:val="20"/>
-          <w:szCs w:val="20"/>
-        </w:rPr>
-        <w:t xml:space="preserve">I reread complete sentences and punctuation.</w:t>
-      </w:r>
-      <w:r>
-        <w:rPr>
-          <w:i/>
-          <w:iCs/>
-          <w:color w:val="5F6F80"/>
-          <w:sz w:val="18"/>
-          <w:szCs w:val="18"/>
-        </w:rPr>
-        <w:br/>
-        <w:t xml:space="preserve">Volví a leer mis oraciones completas y la puntuación.</w:t>
       </w:r>
     </w:p>
     <w:p>
@@ -4011,7 +3542,7 @@
           <w:sz w:val="20"/>
           <w:szCs w:val="20"/>
         </w:rPr>
-        <w:t xml:space="preserve">☐  I answered the question.</w:t>
+        <w:t xml:space="preserve">☐  The answer to the math question is correct.</w:t>
       </w:r>
     </w:p>
     <w:p>
@@ -4023,7 +3554,7 @@
           <w:sz w:val="20"/>
           <w:szCs w:val="20"/>
         </w:rPr>
-        <w:t xml:space="preserve">☐  I used math evidence: numbers, an equation, a model, or a comparison.</w:t>
+        <w:t xml:space="preserve">☐  The evidence is real lesson mathematics (numbers, equation, or model), not restated claim.</w:t>
       </w:r>
     </w:p>
     <w:p>
@@ -4035,31 +3566,7 @@
           <w:sz w:val="20"/>
           <w:szCs w:val="20"/>
         </w:rPr>
-        <w:t xml:space="preserve">☐  I explained how the evidence proves my answer.</w:t>
-      </w:r>
-    </w:p>
-    <w:p>
-      <w:pPr>
-        <w:spacing w:after="80"/>
-      </w:pPr>
-      <w:r>
-        <w:rPr>
-          <w:sz w:val="20"/>
-          <w:szCs w:val="20"/>
-        </w:rPr>
-        <w:t xml:space="preserve">☐  I used at least two math words.</w:t>
-      </w:r>
-    </w:p>
-    <w:p>
-      <w:pPr>
-        <w:spacing w:after="80"/>
-      </w:pPr>
-      <w:r>
-        <w:rPr>
-          <w:sz w:val="20"/>
-          <w:szCs w:val="20"/>
-        </w:rPr>
-        <w:t xml:space="preserve">☐  I reread complete sentences and punctuation.</w:t>
+        <w:t xml:space="preserve">☐  The support level changed the language scaffolding, never the mathematical expectation.</w:t>
       </w:r>
     </w:p>
     <w:sectPr>
